--- a/courts/eleventh-circuit/georgia/state/supreme-court/brief-on-the-merits/usage/OUTPUT-brief-on-the-merits.docx
+++ b/courts/eleventh-circuit/georgia/state/supreme-court/brief-on-the-merits/usage/OUTPUT-brief-on-the-merits.docx
@@ -756,9 +756,7 @@
                 <w:i/>
                 <w:iCs/>
               </w:rPr>
-              <w:t xml:space="preserve">892</w:t>
-              <w:noBreakHyphen/>
-              <w:t xml:space="preserve">4022</w:t>
+              <w:t xml:space="preserve">892-⁠4022</w:t>
             </w:r>
           </w:p>
           <w:p>
@@ -1724,13 +1722,7 @@
         <w:pStyle w:val="BodyText"/>
       </w:pPr>
       <w:r>
-        <w:t xml:space="preserve">Here, in reversing the decision of the trial court, the Court of Appeals erroneously applied the trial court’s standard of review set forth in O.C.G.A. § 51-⁠ 12</w:t>
-      </w:r>
-      <w:r>
-        <w:noBreakHyphen/>
-      </w:r>
-      <w:r>
-        <w:t xml:space="preserve">12(a), rather than the “any evidence” appellate standard of review. The court conducted a de novo review of the evidence, substituted its judgment for that of the jury and the trial judge, and concluded that the jury’s award of more than $1.2 million was “so clearly inadequate under a preponderance of the evidence as to shock the conscience . . .” [Court of Appeals Opinion, p. 1.] Rather than focusing on whether there was “any evidence” to support the decisions of the jury and the trial judge, the Court of Appeals instead focused on whether there was any evidence to support a different conclusion. The Court of Appeals’ entire analytical approach to this appeal was improper, requiring reversal of the decision by this Court and reinstatement of the jury’s verdict.</w:t>
+        <w:t xml:space="preserve">Here, in reversing the decision of the trial court, the Court of Appeals erroneously applied the trial court’s standard of review set forth in O.C.G.A. § 51-⁠ 12-⁠12(a), rather than the “any evidence” appellate standard of review. The court conducted a de novo review of the evidence, substituted its judgment for that of the jury and the trial judge, and concluded that the jury’s award of more than $1.2 million was “so clearly inadequate under a preponderance of the evidence as to shock the conscience . . .” [Court of Appeals Opinion, p. 1.] Rather than focusing on whether there was “any evidence” to support the decisions of the jury and the trial judge, the Court of Appeals instead focused on whether there was any evidence to support a different conclusion. The Court of Appeals’ entire analytical approach to this appeal was improper, requiring reversal of the decision by this Court and reinstatement of the jury’s verdict.</w:t>
       </w:r>
     </w:p>
     <w:p>
@@ -2114,25 +2106,7 @@
         <w:pStyle w:val="BodyText"/>
       </w:pPr>
       <w:r>
-        <w:t xml:space="preserve">The trial of this medical malpractice case proceeded over the course of nine days in February 2016. During the trial, the jurors heard testimony from 27 witnesses and reviewed hundreds of pages of documentary exhibits. Although the parties agreed that Ms. Evans was catastrophically injured, Rockdale challenged the nature and extent of the damages sought by the Evans in multiple ways, including through cross-examination of two of the Evans’ damages experts, Payal M. Fadia M.D. and Cathy Gragg-Smith, R.N. [T. V. 7, 1280:22– 1283:12; 1301:8–1309:11; 1312:25– 1313:20.] Specifically, Dr. Fadia, a brain injury rehabilitation specialist, confirmed on cross-examination that the rehabilitative and supportive medical care and services Ms. Evans had been receiving were “excellent,” undercutting to some degree the Evans’ argument that Ms. Evans needed to receive future care from more experienced (and more expensive) healthcare providers. [Id., 1282:4</w:t>
-      </w:r>
-      <w:r>
-        <w:noBreakHyphen/>
-      </w:r>
-      <w:r>
-        <w:t xml:space="preserve">22.] Similarly, Ms. Gragg-Smith, a life care planner, was questioned regarding her limited training, education and experience in preparing life care plans, the limited information she obtained when preparing Ms. Evans’ life care plan, the availability of less-expensive treatment options, and other similar issues. [Id., 1301:14</w:t>
-      </w:r>
-      <w:r>
-        <w:noBreakHyphen/>
-      </w:r>
-      <w:r>
-        <w:t xml:space="preserve">1309:11.] Indeed, it was revealed that the life care plan Ms. Gragg-Smith authored in this case was the first life care plan she had ever prepared independently. [Id., 1301:24–1302:1.] Like Dr. Fadia, Ms. Gragg-Smith conceded on cross-examination that the ongoing care Ms. Evans had been receiving was “wonderful” and “excellent.” [Id. 1306:15</w:t>
-      </w:r>
-      <w:r>
-        <w:noBreakHyphen/>
-      </w:r>
-      <w:r>
-        <w:t xml:space="preserve">1307:20.]</w:t>
+        <w:t xml:space="preserve">The trial of this medical malpractice case proceeded over the course of nine days in February 2016. During the trial, the jurors heard testimony from 27 witnesses and reviewed hundreds of pages of documentary exhibits. Although the parties agreed that Ms. Evans was catastrophically injured, Rockdale challenged the nature and extent of the damages sought by the Evans in multiple ways, including through cross-examination of two of the Evans’ damages experts, Payal M. Fadia M.D. and Cathy Gragg-Smith, R.N. [T. V. 7, 1280:22– 1283:12; 1301:8–1309:11; 1312:25– 1313:20.] Specifically, Dr. Fadia, a brain injury rehabilitation specialist, confirmed on cross-examination that the rehabilitative and supportive medical care and services Ms. Evans had been receiving were “excellent,” undercutting to some degree the Evans’ argument that Ms. Evans needed to receive future care from more experienced (and more expensive) healthcare providers. [Id., 1282:4-⁠22.] Similarly, Ms. Gragg-Smith, a life care planner, was questioned regarding her limited training, education and experience in preparing life care plans, the limited information she obtained when preparing Ms. Evans’ life care plan, the availability of less-expensive treatment options, and other similar issues. [Id., 1301:14-⁠1309:11.] Indeed, it was revealed that the life care plan Ms. Gragg-Smith authored in this case was the first life care plan she had ever prepared independently. [Id., 1301:24–1302:1.] Like Dr. Fadia, Ms. Gragg-Smith conceded on cross-examination that the ongoing care Ms. Evans had been receiving was “wonderful” and “excellent.” [Id. 1306:15-⁠1307:20.]</w:t>
       </w:r>
     </w:p>
     <w:p>
@@ -2140,13 +2114,7 @@
         <w:pStyle w:val="BodyText"/>
       </w:pPr>
       <w:r>
-        <w:t xml:space="preserve">In addition, during trial, the jury was presented with evidence related to Ms. Evans’ failure to properly care for her own health by receiving basic, routine medical care and treatment. Mr. Evans conceded, for example, that his wife had not seen a primary care physician since 2002, nor had she seen a gynecologist or obtained other yearly screenings such as pap smears and mammograms since at least 2007. [T. V. 5, 783:11</w:t>
-      </w:r>
-      <w:r>
-        <w:noBreakHyphen/>
-      </w:r>
-      <w:r>
-        <w:t xml:space="preserve">16; 786:14–21.] Additionally, despite her known history of uncontrolled hypertension, Ms. Evans did not see any physician on a routine basis to monitor her high blood pressure, nor did she regularly take any medications to control her high blood pressure. [Id., 784:15–785:2.] Importantly, it was well accepted at trial that Ms. Evans’ longstanding, uncontrolled hypertension was the primary cause of her aneurysm, intracranial hemorrhage and subsequent brain damage.</w:t>
+        <w:t xml:space="preserve">In addition, during trial, the jury was presented with evidence related to Ms. Evans’ failure to properly care for her own health by receiving basic, routine medical care and treatment. Mr. Evans conceded, for example, that his wife had not seen a primary care physician since 2002, nor had she seen a gynecologist or obtained other yearly screenings such as pap smears and mammograms since at least 2007. [T. V. 5, 783:11-⁠16; 786:14–21.] Additionally, despite her known history of uncontrolled hypertension, Ms. Evans did not see any physician on a routine basis to monitor her high blood pressure, nor did she regularly take any medications to control her high blood pressure. [Id., 784:15–785:2.] Importantly, it was well accepted at trial that Ms. Evans’ longstanding, uncontrolled hypertension was the primary cause of her aneurysm, intracranial hemorrhage and subsequent brain damage.</w:t>
       </w:r>
     </w:p>
     <w:p>
@@ -2280,13 +2248,7 @@
         <w:pStyle w:val="BodyText"/>
       </w:pPr>
       <w:r>
-        <w:t xml:space="preserve">12</w:t>
-      </w:r>
-      <w:r>
-        <w:noBreakHyphen/>
-      </w:r>
-      <w:r>
-        <w:t xml:space="preserve">12, and did the Court of Appeals properly apply that standard?</w:t>
+        <w:t xml:space="preserve">12-⁠12, and did the Court of Appeals properly apply that standard?</w:t>
       </w:r>
     </w:p>
     <w:p>
@@ -3392,13 +3354,7 @@
         <w:pStyle w:val="BodyText"/>
       </w:pPr>
       <w:r>
-        <w:t xml:space="preserve">Given the above, the case law applicable to the denial of a motion for new trial plainly governs appellate review of motions for additur brought pursuant to O.C.G.A. § 51-⁠12-⁠12. And the standard of appellate review for the denial of a new trial motion is well-established and clear—the denial must be upheld if “there is any evidence in the record supporting the jury’s verdict.” Breedlove v. Breedlove, 293 Ga. 567, 568 (2013) (citing Maddox v. Maddox, 278 Ga. 606, 607 (2004)). See also Pace v. Turner, 292 Ga. 520, 520 (2013); Drake v. State, 241 Ga. 583, 585 (1978). An appellate court must affirm a jury’s verdict that has the approval of the trial court if there is any evidence to support it because “the jurors are the sole and exclusive judges of the weight and credit given the evidence.” Hensley v. Henry, 246 Ga. App. 417, 419 (2000). See also McIntee v. Deramus, 313 Ga. App. 653, 653 (2012); Burchfield v. Madrie, 241 Ga. App. 39, 41</w:t>
-      </w:r>
-      <w:r>
-        <w:noBreakHyphen/>
-      </w:r>
-      <w:r>
-        <w:t xml:space="preserve">42 (1999).</w:t>
+        <w:t xml:space="preserve">Given the above, the case law applicable to the denial of a motion for new trial plainly governs appellate review of motions for additur brought pursuant to O.C.G.A. § 51-⁠12-⁠12. And the standard of appellate review for the denial of a new trial motion is well-established and clear—the denial must be upheld if “there is any evidence in the record supporting the jury’s verdict.” Breedlove v. Breedlove, 293 Ga. 567, 568 (2013) (citing Maddox v. Maddox, 278 Ga. 606, 607 (2004)). See also Pace v. Turner, 292 Ga. 520, 520 (2013); Drake v. State, 241 Ga. 583, 585 (1978). An appellate court must affirm a jury’s verdict that has the approval of the trial court if there is any evidence to support it because “the jurors are the sole and exclusive judges of the weight and credit given the evidence.” Hensley v. Henry, 246 Ga. App. 417, 419 (2000). See also McIntee v. Deramus, 313 Ga. App. 653, 653 (2012); Burchfield v. Madrie, 241 Ga. App. 39, 41-⁠42 (1999).</w:t>
       </w:r>
     </w:p>
     <w:p>
@@ -3406,19 +3362,7 @@
         <w:pStyle w:val="BodyText"/>
       </w:pPr>
       <w:r>
-        <w:t xml:space="preserve">In the specific context of cases discussing O.C.G.A. § 51-⁠12-⁠12, Georgia courts have held that while an appellate court may set aside an inadequate jury award under the statute, the threshold for doing so is “extremely high.” Moody v. Dykes, 269 Ga. 217, 221 (1998). See also Gold Kist, Inc. v. Base Mfg., Inc., 289 Ga. App. 690, 692 (2008); ARA Health Services, 250 Ga. App. at 425; Stewart v. Medical Center of Central Georgia, Inc., 239 Ga. App. 90, 91 (1999); Alternative Health Care Systems, Inc. v. McCown, 237 Ga. App. 355, 361 (1999). As this Court has held, the role of an appellate court is “not to enter the jury box.” Robinson v. Star Gas of Hawkinsville, 269 Ga. 102, 104 (1998); Moody, 269 Ga. at 221. See also Gold Kist, 289 Ga. App. at 694. Moreover, an allegedly inadequate verdict is “a mistake of fact rather than law and addresses itself to the discretion of the trial judge who, like the jury, saw the witnesses and heard the testimony.” Moody, 269 Ga. at 221 (citing Southeastern Security Ins. Co. v. Hotle, 222 Ga. App. 161, 165 (1996)); Barnes v. O’Connell, 300 Ga. App. 399, 399</w:t>
-      </w:r>
-      <w:r>
-        <w:noBreakHyphen/>
-      </w:r>
-      <w:r>
-        <w:t xml:space="preserve">400 (2009); Anderson v. L&amp;R Smith, Inc., 265 Ga. App. 469, 472 (2004). In fact, the trial court’s approval of a verdict creates a presumption of correctness which will not be disturbed on appeal absent “compelling evidence.” Moody, 269 Ga. at 221; Barnes, 300 Ga. App. at 400; Gold Kist, 289 Ga. App. at 692</w:t>
-      </w:r>
-      <w:r>
-        <w:noBreakHyphen/>
-      </w:r>
-      <w:r>
-        <w:t xml:space="preserve">693; Anderson, 265 Ga. App. at 472. Georgia appellate courts traditionally defer to and are “loathe to interfere” with the trial court’s decision on a motion for new trial under O.C.G.A. § 51-⁠12-⁠12, and such decisions are upheld absent an abuse of discretion. Riddle v. Golden Isles Broadcasting, LLC, 292 Ga. App. 888, 889 (2008) (quoting Little v. Chesser, 256 Ga. App. 228, 230 (2002)).</w:t>
+        <w:t xml:space="preserve">In the specific context of cases discussing O.C.G.A. § 51-⁠12-⁠12, Georgia courts have held that while an appellate court may set aside an inadequate jury award under the statute, the threshold for doing so is “extremely high.” Moody v. Dykes, 269 Ga. 217, 221 (1998). See also Gold Kist, Inc. v. Base Mfg., Inc., 289 Ga. App. 690, 692 (2008); ARA Health Services, 250 Ga. App. at 425; Stewart v. Medical Center of Central Georgia, Inc., 239 Ga. App. 90, 91 (1999); Alternative Health Care Systems, Inc. v. McCown, 237 Ga. App. 355, 361 (1999). As this Court has held, the role of an appellate court is “not to enter the jury box.” Robinson v. Star Gas of Hawkinsville, 269 Ga. 102, 104 (1998); Moody, 269 Ga. at 221. See also Gold Kist, 289 Ga. App. at 694. Moreover, an allegedly inadequate verdict is “a mistake of fact rather than law and addresses itself to the discretion of the trial judge who, like the jury, saw the witnesses and heard the testimony.” Moody, 269 Ga. at 221 (citing Southeastern Security Ins. Co. v. Hotle, 222 Ga. App. 161, 165 (1996)); Barnes v. O’Connell, 300 Ga. App. 399, 399-⁠400 (2009); Anderson v. L&amp;R Smith, Inc., 265 Ga. App. 469, 472 (2004). In fact, the trial court’s approval of a verdict creates a presumption of correctness which will not be disturbed on appeal absent “compelling evidence.” Moody, 269 Ga. at 221; Barnes, 300 Ga. App. at 400; Gold Kist, 289 Ga. App. at 692-⁠693; Anderson, 265 Ga. App. at 472. Georgia appellate courts traditionally defer to and are “loathe to interfere” with the trial court’s decision on a motion for new trial under O.C.G.A. § 51-⁠12-⁠12, and such decisions are upheld absent an abuse of discretion. Riddle v. Golden Isles Broadcasting, LLC, 292 Ga. App. 888, 889 (2008) (quoting Little v. Chesser, 256 Ga. App. 228, 230 (2002)).</w:t>
       </w:r>
     </w:p>
     <w:p>
@@ -4524,13 +4468,7 @@
         <w:pStyle w:val="BodyText"/>
       </w:pPr>
       <w:r>
-        <w:t xml:space="preserve">The Court of Appeals reached the remarkable conclusion that a seven-figure award of damages in the total amount of $1,263,843.97 somehow was so “clearly inadequate” as to “shock the conscience.” As an initial matter, to Rockdale’s knowledge, no Georgia court ever has held such a large, seven-figure verdict to be legally inadequate. In fact, all the cases cited by the Court of Appeals in which a jury award was deemed inadequate involved awards of either zero or relatively nominal damages. [See Court of Appeals Opinion, pp. 8</w:t>
-      </w:r>
-      <w:r>
-        <w:noBreakHyphen/>
-      </w:r>
-      <w:r>
-        <w:t xml:space="preserve">9.] Given the absence of any case in Georgia in which such a large award was deemed inadequate, there certainly is an argument that such a large award is per se adequate under Georgia law, especially under the appropriate “any evidence” appellate standard of review.</w:t>
+        <w:t xml:space="preserve">The Court of Appeals reached the remarkable conclusion that a seven-figure award of damages in the total amount of $1,263,843.97 somehow was so “clearly inadequate” as to “shock the conscience.” As an initial matter, to Rockdale’s knowledge, no Georgia court ever has held such a large, seven-figure verdict to be legally inadequate. In fact, all the cases cited by the Court of Appeals in which a jury award was deemed inadequate involved awards of either zero or relatively nominal damages. [See Court of Appeals Opinion, pp. 8-⁠9.] Given the absence of any case in Georgia in which such a large award was deemed inadequate, there certainly is an argument that such a large award is per se adequate under Georgia law, especially under the appropriate “any evidence” appellate standard of review.</w:t>
       </w:r>
     </w:p>
     <w:p>
@@ -4538,25 +4476,7 @@
         <w:pStyle w:val="BodyText"/>
       </w:pPr>
       <w:r>
-        <w:t xml:space="preserve">Regardless, the Court of Appeals concluded that the adequacy of the jury’s award must be evaluated by comparing it to the total amount of damages proven by the Evans at trial and the full extent of Ms. Evans’ injury, especially because those damages and the extent of the injury were not aggressively contested by Rockdale. [Opinion, pp. 10</w:t>
-      </w:r>
-      <w:r>
-        <w:noBreakHyphen/>
-      </w:r>
-      <w:r>
-        <w:t xml:space="preserve">14.] The logical extension of the court’s decision is that, if a jury finds in favor of a plaintiff, the jury is required by law to award nearly every penny requested by the plaintiff, unless the defendant presented evidence at trial challenging the amount requested. This conclusion is contrary to Georgia law and ignores the broad discretion given to juries to determine damages. “A jury is not obligated to accept an expert’s testimony even when it is uncontradicted.” Stewart v. Medical Center of Central Georgia, Inc., 239 Ga. App. 90, 91 (1999) (citing Smith v. Godfrey, 155 Ga. App. 113, 114 (1980)). See also Gold Kist, 289 Ga. App. at 693 (same). Instead, a jury is authorized to make its own determinations regarding the credibility of the witnesses, the legitimacy of the damages claimed, the actual damages that truly flow from the defendant’s breach of duty, and the appropriate amount to award. Gold Kist, 289 Ga. App. at 693. See also Ray v. Stinson, 172 Ga. App. 718, 719</w:t>
-      </w:r>
-      <w:r>
-        <w:noBreakHyphen/>
-      </w:r>
-      <w:r>
-        <w:t xml:space="preserve">720 (1984) (rejecting plaintiff’s argument that the verdict was “illogical and inconsistent” even though she was awarded an amount for special damages but no amount for pain and suffering); Salvador v. Coppinger, 198 Ga. App. 386, 387</w:t>
-      </w:r>
-      <w:r>
-        <w:noBreakHyphen/>
-      </w:r>
-      <w:r>
-        <w:t xml:space="preserve">388 (1991) (same).</w:t>
+        <w:t xml:space="preserve">Regardless, the Court of Appeals concluded that the adequacy of the jury’s award must be evaluated by comparing it to the total amount of damages proven by the Evans at trial and the full extent of Ms. Evans’ injury, especially because those damages and the extent of the injury were not aggressively contested by Rockdale. [Opinion, pp. 10-⁠14.] The logical extension of the court’s decision is that, if a jury finds in favor of a plaintiff, the jury is required by law to award nearly every penny requested by the plaintiff, unless the defendant presented evidence at trial challenging the amount requested. This conclusion is contrary to Georgia law and ignores the broad discretion given to juries to determine damages. “A jury is not obligated to accept an expert’s testimony even when it is uncontradicted.” Stewart v. Medical Center of Central Georgia, Inc., 239 Ga. App. 90, 91 (1999) (citing Smith v. Godfrey, 155 Ga. App. 113, 114 (1980)). See also Gold Kist, 289 Ga. App. at 693 (same). Instead, a jury is authorized to make its own determinations regarding the credibility of the witnesses, the legitimacy of the damages claimed, the actual damages that truly flow from the defendant’s breach of duty, and the appropriate amount to award. Gold Kist, 289 Ga. App. at 693. See also Ray v. Stinson, 172 Ga. App. 718, 719-⁠720 (1984) (rejecting plaintiff’s argument that the verdict was “illogical and inconsistent” even though she was awarded an amount for special damages but no amount for pain and suffering); Salvador v. Coppinger, 198 Ga. App. 386, 387-⁠388 (1991) (same).</w:t>
       </w:r>
     </w:p>
     <w:p>
@@ -4564,19 +4484,7 @@
         <w:pStyle w:val="BodyText"/>
       </w:pPr>
       <w:r>
-        <w:t xml:space="preserve">Here, the Court of Appeals found the jury’s verdict to be inadequate solely because the jury awarded past medical expenses but did not award any damages for pain and suffering. [Court of Appeals Opinion, p. 14.] As an initial matter, “Georgia law is clear that ‘pain and suffering in the past, present, and future are measured by the enlightened conscience of a fair and impartial jury. There exists no rule or yardstick against which damages for pain and suffering are to be measured.’” Arnsdorff, 276 Ga. App. at 5 (quoting Smith v. Crump, 223 Ga. App. 52, 57 (1996)). Because damages for pain and suffering are determined solely by the enlightened conscience of impartial jurors, an award (or lack thereof) of such damages ordinarily will not be disturbed on appeal. See Turpin v. Worley, 206 Ga. App. 341, 342 (1992); Salvador, 198 Ga. App. at 387</w:t>
-      </w:r>
-      <w:r>
-        <w:noBreakHyphen/>
-      </w:r>
-      <w:r>
-        <w:t xml:space="preserve">388; Ray, 172 Ga. App. at 719</w:t>
-      </w:r>
-      <w:r>
-        <w:noBreakHyphen/>
-      </w:r>
-      <w:r>
-        <w:t xml:space="preserve">720. See also Gold Kist, 289 Ga. App. at 693 (“A jury is not obligated to accept a witness’s testimony even when it is uncontradicted. Thus, the jury was not required to conclude that [the plaintiff’s] proposed damage amounts constituted the precise measure of damages.”)</w:t>
+        <w:t xml:space="preserve">Here, the Court of Appeals found the jury’s verdict to be inadequate solely because the jury awarded past medical expenses but did not award any damages for pain and suffering. [Court of Appeals Opinion, p. 14.] As an initial matter, “Georgia law is clear that ‘pain and suffering in the past, present, and future are measured by the enlightened conscience of a fair and impartial jury. There exists no rule or yardstick against which damages for pain and suffering are to be measured.’” Arnsdorff, 276 Ga. App. at 5 (quoting Smith v. Crump, 223 Ga. App. 52, 57 (1996)). Because damages for pain and suffering are determined solely by the enlightened conscience of impartial jurors, an award (or lack thereof) of such damages ordinarily will not be disturbed on appeal. See Turpin v. Worley, 206 Ga. App. 341, 342 (1992); Salvador, 198 Ga. App. at 387-⁠388; Ray, 172 Ga. App. at 719-⁠720. See also Gold Kist, 289 Ga. App. at 693 (“A jury is not obligated to accept a witness’s testimony even when it is uncontradicted. Thus, the jury was not required to conclude that [the plaintiff’s] proposed damage amounts constituted the precise measure of damages.”)</w:t>
       </w:r>
     </w:p>
     <w:p>
@@ -4584,19 +4492,7 @@
         <w:pStyle w:val="BodyText"/>
       </w:pPr>
       <w:r>
-        <w:t xml:space="preserve">Moreover, despite the Court of Appeals’ statement to the contrary, this Court’s decision in Columbus Regional Healthcare System v. Henderson, 262 Ga. 598, 599</w:t>
-      </w:r>
-      <w:r>
-        <w:noBreakHyphen/>
-      </w:r>
-      <w:r>
-        <w:t xml:space="preserve">600 (2007) provides support for the trial court’s decision to deny the Evans’ post-trial motion. Like this case, Columbus Regional was a medical malpractice case in which the patient (a 15-month old baby) suffered a cerebral hemorrhage and eventually died. The plaintiff sought damages for medical expenses, pain and suffering, and wrongful death, and the jury found in the plaintiff’s favor. The jury awarded the full amount of past medical expenses incurred, added $100,000 for pain and suffering, but awarded zero damages on the claim for wrongful death. 282 Ga. at 598</w:t>
-      </w:r>
-      <w:r>
-        <w:noBreakHyphen/>
-      </w:r>
-      <w:r>
-        <w:t xml:space="preserve">599. The plaintiff filed a post-trial motion for additur under O.C.G.A. § 51-⁠12-⁠12, and the trial court granted the motion, finding that “it was inconsistent to find malpractice, to award the full amount of medical bills, and to award nothing for the wrongful death.” Id. at 599. In granting the motion, the trial court concluded that $1,000,000 was an appropriate amount to add to the verdict for the wrongful death claim.</w:t>
+        <w:t xml:space="preserve">Moreover, despite the Court of Appeals’ statement to the contrary, this Court’s decision in Columbus Regional Healthcare System v. Henderson, 262 Ga. 598, 599-⁠600 (2007) provides support for the trial court’s decision to deny the Evans’ post-trial motion. Like this case, Columbus Regional was a medical malpractice case in which the patient (a 15-month old baby) suffered a cerebral hemorrhage and eventually died. The plaintiff sought damages for medical expenses, pain and suffering, and wrongful death, and the jury found in the plaintiff’s favor. The jury awarded the full amount of past medical expenses incurred, added $100,000 for pain and suffering, but awarded zero damages on the claim for wrongful death. 282 Ga. at 598-⁠599. The plaintiff filed a post-trial motion for additur under O.C.G.A. § 51-⁠12-⁠12, and the trial court granted the motion, finding that “it was inconsistent to find malpractice, to award the full amount of medical bills, and to award nothing for the wrongful death.” Id. at 599. In granting the motion, the trial court concluded that $1,000,000 was an appropriate amount to add to the verdict for the wrongful death claim.</w:t>
       </w:r>
     </w:p>
     <w:p>
@@ -4724,13 +4620,7 @@
         <w:pStyle w:val="BodyText"/>
       </w:pPr>
       <w:r>
-        <w:t xml:space="preserve">power to add to the verdict under O.C.G.A. § 51-⁠12-⁠12(b). Id. at 599</w:t>
-      </w:r>
-      <w:r>
-        <w:noBreakHyphen/>
-      </w:r>
-      <w:r>
-        <w:t xml:space="preserve">600.</w:t>
+        <w:t xml:space="preserve">power to add to the verdict under O.C.G.A. § 51-⁠12-⁠12(b). Id. at 599-⁠600.</w:t>
       </w:r>
     </w:p>
     <w:p>
@@ -4752,19 +4642,7 @@
         <w:pStyle w:val="BodyText"/>
       </w:pPr>
       <w:r>
-        <w:t xml:space="preserve">If the “any evidence” standard of review had been properly applied to this case, the Court of Appeals would have found numerous references to the evidence and potential explanations in the record for why this jury chose not to award the damages for pain and suffering requested by the Evans. First, the jury may have decided that the more than $1.2 million award was sufficient to fully compensate the Evans given the totality of the evidence, and the jury simply decided to write this amount in the first blank on the verdict form and enter zeros in the remaining blanks. Second, the jury may have concluded that the Evans’ damages evidence was not credible and therefore chose not to rely upon it in determining the proper amount to award. Third, the jury may have concluded that further damages were not appropriate given the admissions from several witnesses that Ms. Evans already was receiving “excellent” and “wonderful” ongoing rehabilitative and supportive care. [T. V. 7, 1282:4</w:t>
-      </w:r>
-      <w:r>
-        <w:noBreakHyphen/>
-      </w:r>
-      <w:r>
-        <w:t xml:space="preserve">22; 1306:15</w:t>
-      </w:r>
-      <w:r>
-        <w:noBreakHyphen/>
-      </w:r>
-      <w:r>
-        <w:t xml:space="preserve">1307:20.] Fourth, the jury may have decided that Ms. Evans’s longstanding history of uncontrolled hypertension, and her refusal to take medicine or otherwise seek medical care to address it, made her eventual aneurysm and subsequent injuries inevitable. The jury therefore may have concluded that Ms. Evans’ pain and suffering was not causally related to Rockdale’s alleged negligence. See, e.g., Anderson, 265 Ga. App. at 472 (holding that a jury may reduce an award of damages if there is evidence that the damages resulted in part from a pre-existing medical condition); Kohl, 256 Ga. App. at 683 (holding that an award for less than the plaintiff’s medical expenses was not inadequate where there was evidence that the plaintiff’s pre-existing medical condition may have contributed to her injuries); McCormick v. Harris, 253 Ga. App. 417, 419 (2002) (same).</w:t>
+        <w:t xml:space="preserve">If the “any evidence” standard of review had been properly applied to this case, the Court of Appeals would have found numerous references to the evidence and potential explanations in the record for why this jury chose not to award the damages for pain and suffering requested by the Evans. First, the jury may have decided that the more than $1.2 million award was sufficient to fully compensate the Evans given the totality of the evidence, and the jury simply decided to write this amount in the first blank on the verdict form and enter zeros in the remaining blanks. Second, the jury may have concluded that the Evans’ damages evidence was not credible and therefore chose not to rely upon it in determining the proper amount to award. Third, the jury may have concluded that further damages were not appropriate given the admissions from several witnesses that Ms. Evans already was receiving “excellent” and “wonderful” ongoing rehabilitative and supportive care. [T. V. 7, 1282:4-⁠22; 1306:15-⁠1307:20.] Fourth, the jury may have decided that Ms. Evans’s longstanding history of uncontrolled hypertension, and her refusal to take medicine or otherwise seek medical care to address it, made her eventual aneurysm and subsequent injuries inevitable. The jury therefore may have concluded that Ms. Evans’ pain and suffering was not causally related to Rockdale’s alleged negligence. See, e.g., Anderson, 265 Ga. App. at 472 (holding that a jury may reduce an award of damages if there is evidence that the damages resulted in part from a pre-existing medical condition); Kohl, 256 Ga. App. at 683 (holding that an award for less than the plaintiff’s medical expenses was not inadequate where there was evidence that the plaintiff’s pre-existing medical condition may have contributed to her injuries); McCormick v. Harris, 253 Ga. App. 417, 419 (2002) (same).</w:t>
       </w:r>
     </w:p>
     <w:p>
@@ -5350,11 +5228,7 @@
                     <w:jc w:val="left"/>
                   </w:pPr>
                   <w:r>
-                    <w:t xml:space="preserve">404</w:t>
-                    <w:noBreakHyphen/>
-                    <w:t xml:space="preserve">892</w:t>
-                    <w:noBreakHyphen/>
-                    <w:t xml:space="preserve">4022;</w:t>
+                    <w:t xml:space="preserve">404-⁠892-⁠4022;</w:t>
                   </w:r>
                   <w:r>
                     <w:t xml:space="preserve"> </w:t>
@@ -5366,11 +5240,7 @@
                     <w:t xml:space="preserve"> </w:t>
                   </w:r>
                   <w:r>
-                    <w:t xml:space="preserve">404</w:t>
-                    <w:noBreakHyphen/>
-                    <w:t xml:space="preserve">892</w:t>
-                    <w:noBreakHyphen/>
-                    <w:t xml:space="preserve">4033</w:t>
+                    <w:t xml:space="preserve">404-⁠892-⁠4033</w:t>
                   </w:r>
                 </w:p>
               </w:tc>
@@ -6303,11 +6173,7 @@
                     <w:jc w:val="left"/>
                   </w:pPr>
                   <w:r>
-                    <w:t xml:space="preserve">404</w:t>
-                    <w:noBreakHyphen/>
-                    <w:t xml:space="preserve">892</w:t>
-                    <w:noBreakHyphen/>
-                    <w:t xml:space="preserve">4022;</w:t>
+                    <w:t xml:space="preserve">404-⁠892-⁠4022;</w:t>
                   </w:r>
                   <w:r>
                     <w:t xml:space="preserve"> </w:t>
@@ -6319,11 +6185,7 @@
                     <w:t xml:space="preserve"> </w:t>
                   </w:r>
                   <w:r>
-                    <w:t xml:space="preserve">404</w:t>
-                    <w:noBreakHyphen/>
-                    <w:t xml:space="preserve">892</w:t>
-                    <w:noBreakHyphen/>
-                    <w:t xml:space="preserve">4033</w:t>
+                    <w:t xml:space="preserve">404-⁠892-⁠4033</w:t>
                   </w:r>
                 </w:p>
               </w:tc>
@@ -7183,7 +7045,7 @@
     <w:qFormat/>
     <w:pPr>
       <w:keepLines/>
-      <w:spacing w:before="0" w:after="132" w:line="264" w:lineRule="exact"/>
+      <w:spacing w:before="15" w:after="132" w:line="264" w:lineRule="exact"/>
     </w:pPr>
     <w:rPr>
       <w:sz w:val="22"/>
